--- a/SWI/207-Automatic-Samplers-and-Analysers/MM-4034-033-OR-03-SWI-PRO-MET-207-009-Cyanide-Analyser-Specialised-Electrode-Replacement-and-Conditionin-RevA.docx
+++ b/SWI/207-Automatic-Samplers-and-Analysers/MM-4034-033-OR-03-SWI-PRO-MET-207-009-Cyanide-Analyser-Specialised-Electrode-Replacement-and-Conditionin-RevA.docx
@@ -1947,7 +1947,7 @@
                 <w:sz w:val="20"/>
                 <w:szCs w:val="20"/>
               </w:rPr>
-              <w:t xml:space="preserve">051-CA-002 - Cyanide adsorption (ReCYN) online cyanide analyser (pH, free cyanide and WAD cyanide)</w:t>
+              <w:t xml:space="preserve">051-CA-002 - ReCYN tailing online cyanide analyser (pH, free cyanide and WAD cyanide)</w:t>
             </w:r>
           </w:p>
           <w:p>
